--- a/МатСтатЛаб6.docx
+++ b/МатСтатЛаб6.docx
@@ -134,9 +134,6 @@
     <w:p>
       <w:pPr>
         <w:jc w:val="center"/>
-        <w:rPr>
-          <w:lang w:val="en-US"/>
-        </w:rPr>
       </w:pPr>
       <w:r>
         <w:rPr>
@@ -162,7 +159,6 @@
           <w:rFonts w:ascii="Times New Roman" w:hAnsi="Times New Roman" w:cs="Times New Roman"/>
           <w:sz w:val="32"/>
           <w:szCs w:val="32"/>
-          <w:lang w:val="en-US"/>
         </w:rPr>
         <w:t>6</w:t>
       </w:r>
@@ -450,6 +446,7 @@
           <w:docPartUnique/>
         </w:docPartObj>
       </w:sdtPr>
+      <w:sdtEndPr/>
       <w:sdtContent>
         <w:p>
           <w:pPr>
@@ -867,7 +864,7 @@
                 <w:webHidden/>
                 <w:color w:val="auto"/>
               </w:rPr>
-              <w:t>5</w:t>
+              <w:t>6</w:t>
             </w:r>
             <w:r>
               <w:rPr>
@@ -1677,16 +1674,7 @@
             <w:sz w:val="28"/>
             <w:szCs w:val="28"/>
           </w:rPr>
-          <m:t xml:space="preserve"> ~ </m:t>
-        </m:r>
-        <m:r>
-          <w:rPr>
-            <w:rFonts w:ascii="Cambria Math" w:hAnsi="Cambria Math"/>
-            <w:color w:val="0F1115"/>
-            <w:sz w:val="28"/>
-            <w:szCs w:val="28"/>
-          </w:rPr>
-          <m:t>N</m:t>
+          <m:t xml:space="preserve"> ~ N</m:t>
         </m:r>
         <m:d>
           <m:dPr>
@@ -1946,6 +1934,9 @@
       </w:r>
       <m:oMath>
         <m:r>
+          <m:rPr>
+            <m:sty m:val="p"/>
+          </m:rPr>
           <w:rPr>
             <w:rFonts w:ascii="Cambria Math" w:hAnsi="Cambria Math"/>
             <w:color w:val="0F1115"/>
@@ -2172,25 +2163,7 @@
             <w:sz w:val="28"/>
             <w:szCs w:val="28"/>
           </w:rPr>
-          <m:t>∆=</m:t>
-        </m:r>
-        <m:r>
-          <w:rPr>
-            <w:rFonts w:ascii="Cambria Math" w:hAnsi="Cambria Math"/>
-            <w:color w:val="000000"/>
-            <w:sz w:val="28"/>
-            <w:szCs w:val="28"/>
-          </w:rPr>
-          <m:t>|</m:t>
-        </m:r>
-        <m:r>
-          <w:rPr>
-            <w:rFonts w:ascii="Cambria Math" w:hAnsi="Cambria Math"/>
-            <w:color w:val="000000"/>
-            <w:sz w:val="28"/>
-            <w:szCs w:val="28"/>
-          </w:rPr>
-          <m:t>z-</m:t>
+          <m:t>∆=|z-</m:t>
         </m:r>
         <m:acc>
           <m:accPr>
@@ -2296,16 +2269,7 @@
                 <w:sz w:val="28"/>
                 <w:szCs w:val="28"/>
               </w:rPr>
-              <m:t>|</m:t>
-            </m:r>
-            <m:r>
-              <w:rPr>
-                <w:rFonts w:ascii="Cambria Math" w:hAnsi="Cambria Math"/>
-                <w:color w:val="000000"/>
-                <w:sz w:val="28"/>
-                <w:szCs w:val="28"/>
-              </w:rPr>
-              <m:t>z-</m:t>
+              <m:t>|z-</m:t>
             </m:r>
             <m:acc>
               <m:accPr>
@@ -3008,7 +2972,18 @@
           <w:szCs w:val="28"/>
           <w:lang w:eastAsia="ru-RU"/>
         </w:rPr>
-        <w:t>одинковой</w:t>
+        <w:t>один</w:t>
+      </w:r>
+      <w:r>
+        <w:rPr>
+          <w:rFonts w:ascii="Times New Roman" w:eastAsia="Times New Roman" w:hAnsi="Times New Roman" w:cs="Times New Roman"/>
+          <w:bCs/>
+          <w:color w:val="000000"/>
+          <w:sz w:val="28"/>
+          <w:szCs w:val="28"/>
+          <w:lang w:eastAsia="ru-RU"/>
+        </w:rPr>
+        <w:t>ковой</w:t>
       </w:r>
       <w:proofErr w:type="spellEnd"/>
       <w:r>
@@ -3020,7 +2995,7 @@
           <w:szCs w:val="28"/>
           <w:lang w:eastAsia="ru-RU"/>
         </w:rPr>
-        <w:t xml:space="preserve"> (неизвестной) дисперсией случайные </w:t>
+        <w:t xml:space="preserve"> дисперсией случайные </w:t>
       </w:r>
       <w:proofErr w:type="spellStart"/>
       <w:r>
@@ -4160,33 +4135,7 @@
               <w:szCs w:val="28"/>
               <w:lang w:eastAsia="ru-RU"/>
             </w:rPr>
-            <m:t xml:space="preserve">    </m:t>
-          </m:r>
-          <m:r>
-            <m:rPr>
-              <m:sty m:val="p"/>
-            </m:rPr>
-            <w:rPr>
-              <w:rFonts w:ascii="Cambria Math" w:eastAsia="Times New Roman" w:hAnsi="Cambria Math" w:cs="Times New Roman"/>
-              <w:color w:val="000000"/>
-              <w:sz w:val="28"/>
-              <w:szCs w:val="28"/>
-              <w:lang w:eastAsia="ru-RU"/>
-            </w:rPr>
-            <m:t>(1</m:t>
-          </m:r>
-          <m:r>
-            <m:rPr>
-              <m:sty m:val="p"/>
-            </m:rPr>
-            <w:rPr>
-              <w:rFonts w:ascii="Cambria Math" w:eastAsia="Times New Roman" w:hAnsi="Cambria Math" w:cs="Times New Roman"/>
-              <w:color w:val="000000"/>
-              <w:sz w:val="28"/>
-              <w:szCs w:val="28"/>
-              <w:lang w:eastAsia="ru-RU"/>
-            </w:rPr>
-            <m:t>)</m:t>
+            <m:t xml:space="preserve">    (1)</m:t>
           </m:r>
         </m:oMath>
       </m:oMathPara>
@@ -4555,20 +4504,7 @@
                   <w:szCs w:val="28"/>
                   <w:lang w:eastAsia="ru-RU"/>
                 </w:rPr>
-                <m:t>-</m:t>
-              </m:r>
-              <m:r>
-                <m:rPr>
-                  <m:sty m:val="p"/>
-                </m:rPr>
-                <w:rPr>
-                  <w:rFonts w:ascii="Cambria Math" w:eastAsia="Times New Roman" w:hAnsi="Cambria Math" w:cs="Times New Roman"/>
-                  <w:color w:val="000000"/>
-                  <w:sz w:val="28"/>
-                  <w:szCs w:val="28"/>
-                  <w:lang w:eastAsia="ru-RU"/>
-                </w:rPr>
-                <m:t>(</m:t>
+                <m:t>-(</m:t>
               </m:r>
               <m:acc>
                 <m:accPr>
@@ -5101,20 +5037,7 @@
               <w:szCs w:val="28"/>
               <w:lang w:eastAsia="ru-RU"/>
             </w:rPr>
-            <m:t>-</m:t>
-          </m:r>
-          <m:r>
-            <m:rPr>
-              <m:sty m:val="p"/>
-            </m:rPr>
-            <w:rPr>
-              <w:rFonts w:ascii="Cambria Math" w:eastAsia="Times New Roman" w:hAnsi="Cambria Math" w:cs="Times New Roman"/>
-              <w:color w:val="000000"/>
-              <w:sz w:val="28"/>
-              <w:szCs w:val="28"/>
-              <w:lang w:eastAsia="ru-RU"/>
-            </w:rPr>
-            <m:t>(</m:t>
+            <m:t>-(</m:t>
           </m:r>
           <m:acc>
             <m:accPr>
@@ -6051,17 +5974,7 @@
               <w:szCs w:val="28"/>
               <w:lang w:eastAsia="ru-RU"/>
             </w:rPr>
-            <m:t xml:space="preserve">       (2</m:t>
-          </m:r>
-          <m:r>
-            <w:rPr>
-              <w:rFonts w:ascii="Cambria Math" w:eastAsia="Times New Roman" w:hAnsi="Cambria Math" w:cs="Times New Roman"/>
-              <w:color w:val="000000"/>
-              <w:sz w:val="28"/>
-              <w:szCs w:val="28"/>
-              <w:lang w:eastAsia="ru-RU"/>
-            </w:rPr>
-            <m:t>)</m:t>
+            <m:t xml:space="preserve">       (2)</m:t>
           </m:r>
         </m:oMath>
       </m:oMathPara>
@@ -6108,7 +6021,7 @@
           <w:szCs w:val="28"/>
           <w:lang w:eastAsia="ru-RU"/>
         </w:rPr>
-        <w:t>, но возможно приближение коэффициентов с помощью робастных оценок:</w:t>
+        <w:t>, но возможно приближение коэффициентов:</w:t>
       </w:r>
     </w:p>
     <w:p>
@@ -6507,6 +6420,7 @@
     </w:p>
     <w:p>
       <w:pPr>
+        <w:spacing w:after="0"/>
         <w:rPr>
           <w:rFonts w:ascii="Times New Roman" w:eastAsia="Times New Roman" w:hAnsi="Times New Roman" w:cs="Times New Roman"/>
           <w:bCs/>
@@ -6739,6 +6653,749 @@
           <w:szCs w:val="28"/>
           <w:lang w:eastAsia="ru-RU"/>
         </w:rPr>
+        <w:t xml:space="preserve">Робастная замена (для повышения устойчивости к выбросам): </w:t>
+      </w:r>
+    </w:p>
+    <w:p>
+      <w:pPr>
+        <w:rPr>
+          <w:rFonts w:ascii="Times New Roman" w:eastAsia="Times New Roman" w:hAnsi="Times New Roman" w:cs="Times New Roman"/>
+          <w:bCs/>
+          <w:color w:val="000000"/>
+          <w:sz w:val="28"/>
+          <w:szCs w:val="28"/>
+          <w:lang w:eastAsia="ru-RU"/>
+        </w:rPr>
+      </w:pPr>
+      <m:oMathPara>
+        <m:oMath>
+          <m:acc>
+            <m:accPr>
+              <m:ctrlPr>
+                <w:rPr>
+                  <w:rFonts w:ascii="Cambria Math" w:eastAsia="Times New Roman" w:hAnsi="Cambria Math" w:cs="Times New Roman"/>
+                  <w:bCs/>
+                  <w:color w:val="000000"/>
+                  <w:sz w:val="28"/>
+                  <w:szCs w:val="28"/>
+                  <w:lang w:eastAsia="ru-RU"/>
+                </w:rPr>
+              </m:ctrlPr>
+            </m:accPr>
+            <m:e>
+              <m:r>
+                <w:rPr>
+                  <w:rFonts w:ascii="Cambria Math" w:eastAsia="Times New Roman" w:hAnsi="Cambria Math" w:cs="Times New Roman"/>
+                  <w:color w:val="000000"/>
+                  <w:sz w:val="28"/>
+                  <w:szCs w:val="28"/>
+                  <w:lang w:eastAsia="ru-RU"/>
+                </w:rPr>
+                <m:t>b</m:t>
+              </m:r>
+            </m:e>
+          </m:acc>
+          <m:r>
+            <w:rPr>
+              <w:rFonts w:ascii="Cambria Math" w:eastAsia="Times New Roman" w:hAnsi="Cambria Math" w:cs="Times New Roman"/>
+              <w:color w:val="000000"/>
+              <w:sz w:val="28"/>
+              <w:szCs w:val="28"/>
+              <w:lang w:eastAsia="ru-RU"/>
+            </w:rPr>
+            <m:t>=</m:t>
+          </m:r>
+          <m:sSub>
+            <m:sSubPr>
+              <m:ctrlPr>
+                <w:rPr>
+                  <w:rFonts w:ascii="Cambria Math" w:eastAsia="Times New Roman" w:hAnsi="Cambria Math" w:cs="Times New Roman"/>
+                  <w:bCs/>
+                  <w:i/>
+                  <w:color w:val="000000"/>
+                  <w:sz w:val="28"/>
+                  <w:szCs w:val="28"/>
+                  <w:lang w:eastAsia="ru-RU"/>
+                </w:rPr>
+              </m:ctrlPr>
+            </m:sSubPr>
+            <m:e>
+              <m:r>
+                <w:rPr>
+                  <w:rFonts w:ascii="Cambria Math" w:eastAsia="Times New Roman" w:hAnsi="Cambria Math" w:cs="Times New Roman"/>
+                  <w:color w:val="000000"/>
+                  <w:sz w:val="28"/>
+                  <w:szCs w:val="28"/>
+                  <w:lang w:val="en-US" w:eastAsia="ru-RU"/>
+                </w:rPr>
+                <m:t>r</m:t>
+              </m:r>
+            </m:e>
+            <m:sub>
+              <m:r>
+                <w:rPr>
+                  <w:rFonts w:ascii="Cambria Math" w:eastAsia="Times New Roman" w:hAnsi="Cambria Math" w:cs="Times New Roman"/>
+                  <w:color w:val="000000"/>
+                  <w:sz w:val="28"/>
+                  <w:szCs w:val="28"/>
+                  <w:lang w:val="en-US" w:eastAsia="ru-RU"/>
+                </w:rPr>
+                <m:t>Q</m:t>
+              </m:r>
+            </m:sub>
+          </m:sSub>
+          <m:f>
+            <m:fPr>
+              <m:ctrlPr>
+                <w:rPr>
+                  <w:rFonts w:ascii="Cambria Math" w:eastAsia="Times New Roman" w:hAnsi="Cambria Math" w:cs="Times New Roman"/>
+                  <w:bCs/>
+                  <w:i/>
+                  <w:color w:val="000000"/>
+                  <w:sz w:val="28"/>
+                  <w:szCs w:val="28"/>
+                  <w:lang w:eastAsia="ru-RU"/>
+                </w:rPr>
+              </m:ctrlPr>
+            </m:fPr>
+            <m:num>
+              <m:sSubSup>
+                <m:sSubSupPr>
+                  <m:ctrlPr>
+                    <w:rPr>
+                      <w:rFonts w:ascii="Cambria Math" w:eastAsia="Times New Roman" w:hAnsi="Cambria Math" w:cs="Times New Roman"/>
+                      <w:bCs/>
+                      <w:i/>
+                      <w:color w:val="000000"/>
+                      <w:sz w:val="28"/>
+                      <w:szCs w:val="28"/>
+                      <w:lang w:eastAsia="ru-RU"/>
+                    </w:rPr>
+                  </m:ctrlPr>
+                </m:sSubSupPr>
+                <m:e>
+                  <m:r>
+                    <w:rPr>
+                      <w:rFonts w:ascii="Cambria Math" w:eastAsia="Times New Roman" w:hAnsi="Cambria Math" w:cs="Times New Roman"/>
+                      <w:color w:val="000000"/>
+                      <w:sz w:val="28"/>
+                      <w:szCs w:val="28"/>
+                      <w:lang w:eastAsia="ru-RU"/>
+                    </w:rPr>
+                    <m:t>q</m:t>
+                  </m:r>
+                </m:e>
+                <m:sub>
+                  <m:r>
+                    <w:rPr>
+                      <w:rFonts w:ascii="Cambria Math" w:eastAsia="Times New Roman" w:hAnsi="Cambria Math" w:cs="Times New Roman"/>
+                      <w:color w:val="000000"/>
+                      <w:sz w:val="28"/>
+                      <w:szCs w:val="28"/>
+                      <w:lang w:eastAsia="ru-RU"/>
+                    </w:rPr>
+                    <m:t>y</m:t>
+                  </m:r>
+                </m:sub>
+                <m:sup>
+                  <m:r>
+                    <w:rPr>
+                      <w:rFonts w:ascii="Cambria Math" w:eastAsia="Times New Roman" w:hAnsi="Cambria Math" w:cs="Times New Roman"/>
+                      <w:color w:val="000000"/>
+                      <w:sz w:val="28"/>
+                      <w:szCs w:val="28"/>
+                      <w:lang w:eastAsia="ru-RU"/>
+                    </w:rPr>
+                    <m:t>*</m:t>
+                  </m:r>
+                </m:sup>
+              </m:sSubSup>
+            </m:num>
+            <m:den>
+              <m:sSubSup>
+                <m:sSubSupPr>
+                  <m:ctrlPr>
+                    <w:rPr>
+                      <w:rFonts w:ascii="Cambria Math" w:eastAsia="Times New Roman" w:hAnsi="Cambria Math" w:cs="Times New Roman"/>
+                      <w:bCs/>
+                      <w:i/>
+                      <w:color w:val="000000"/>
+                      <w:sz w:val="28"/>
+                      <w:szCs w:val="28"/>
+                      <w:lang w:eastAsia="ru-RU"/>
+                    </w:rPr>
+                  </m:ctrlPr>
+                </m:sSubSupPr>
+                <m:e>
+                  <m:r>
+                    <w:rPr>
+                      <w:rFonts w:ascii="Cambria Math" w:eastAsia="Times New Roman" w:hAnsi="Cambria Math" w:cs="Times New Roman"/>
+                      <w:color w:val="000000"/>
+                      <w:sz w:val="28"/>
+                      <w:szCs w:val="28"/>
+                      <w:lang w:eastAsia="ru-RU"/>
+                    </w:rPr>
+                    <m:t>q</m:t>
+                  </m:r>
+                </m:e>
+                <m:sub>
+                  <m:r>
+                    <w:rPr>
+                      <w:rFonts w:ascii="Cambria Math" w:eastAsia="Times New Roman" w:hAnsi="Cambria Math" w:cs="Times New Roman"/>
+                      <w:color w:val="000000"/>
+                      <w:sz w:val="28"/>
+                      <w:szCs w:val="28"/>
+                      <w:lang w:eastAsia="ru-RU"/>
+                    </w:rPr>
+                    <m:t>x</m:t>
+                  </m:r>
+                </m:sub>
+                <m:sup>
+                  <m:r>
+                    <w:rPr>
+                      <w:rFonts w:ascii="Cambria Math" w:eastAsia="Times New Roman" w:hAnsi="Cambria Math" w:cs="Times New Roman"/>
+                      <w:color w:val="000000"/>
+                      <w:sz w:val="28"/>
+                      <w:szCs w:val="28"/>
+                      <w:lang w:eastAsia="ru-RU"/>
+                    </w:rPr>
+                    <m:t>*</m:t>
+                  </m:r>
+                </m:sup>
+              </m:sSubSup>
+            </m:den>
+          </m:f>
+        </m:oMath>
+      </m:oMathPara>
+    </w:p>
+    <w:p>
+      <w:pPr>
+        <w:rPr>
+          <w:rFonts w:ascii="Times New Roman" w:eastAsia="Times New Roman" w:hAnsi="Times New Roman" w:cs="Times New Roman"/>
+          <w:bCs/>
+          <w:color w:val="000000"/>
+          <w:sz w:val="28"/>
+          <w:szCs w:val="28"/>
+          <w:lang w:eastAsia="ru-RU"/>
+        </w:rPr>
+      </w:pPr>
+      <m:oMathPara>
+        <m:oMath>
+          <m:acc>
+            <m:accPr>
+              <m:ctrlPr>
+                <w:rPr>
+                  <w:rFonts w:ascii="Cambria Math" w:eastAsia="Times New Roman" w:hAnsi="Cambria Math" w:cs="Times New Roman"/>
+                  <w:bCs/>
+                  <w:color w:val="000000"/>
+                  <w:sz w:val="28"/>
+                  <w:szCs w:val="28"/>
+                  <w:lang w:eastAsia="ru-RU"/>
+                </w:rPr>
+              </m:ctrlPr>
+            </m:accPr>
+            <m:e>
+              <m:r>
+                <w:rPr>
+                  <w:rFonts w:ascii="Cambria Math" w:eastAsia="Times New Roman" w:hAnsi="Cambria Math" w:cs="Times New Roman"/>
+                  <w:color w:val="000000"/>
+                  <w:sz w:val="28"/>
+                  <w:szCs w:val="28"/>
+                  <w:lang w:eastAsia="ru-RU"/>
+                </w:rPr>
+                <m:t>a</m:t>
+              </m:r>
+            </m:e>
+          </m:acc>
+          <m:r>
+            <w:rPr>
+              <w:rFonts w:ascii="Cambria Math" w:eastAsia="Times New Roman" w:hAnsi="Cambria Math" w:cs="Times New Roman"/>
+              <w:color w:val="000000"/>
+              <w:sz w:val="28"/>
+              <w:szCs w:val="28"/>
+              <w:lang w:eastAsia="ru-RU"/>
+            </w:rPr>
+            <m:t>=med</m:t>
+          </m:r>
+          <m:d>
+            <m:dPr>
+              <m:ctrlPr>
+                <w:rPr>
+                  <w:rFonts w:ascii="Cambria Math" w:eastAsia="Times New Roman" w:hAnsi="Cambria Math" w:cs="Times New Roman"/>
+                  <w:bCs/>
+                  <w:i/>
+                  <w:color w:val="000000"/>
+                  <w:sz w:val="28"/>
+                  <w:szCs w:val="28"/>
+                  <w:lang w:eastAsia="ru-RU"/>
+                </w:rPr>
+              </m:ctrlPr>
+            </m:dPr>
+            <m:e>
+              <m:r>
+                <w:rPr>
+                  <w:rFonts w:ascii="Cambria Math" w:eastAsia="Times New Roman" w:hAnsi="Cambria Math" w:cs="Times New Roman"/>
+                  <w:color w:val="000000"/>
+                  <w:sz w:val="28"/>
+                  <w:szCs w:val="28"/>
+                  <w:lang w:eastAsia="ru-RU"/>
+                </w:rPr>
+                <m:t>y</m:t>
+              </m:r>
+            </m:e>
+          </m:d>
+          <m:r>
+            <w:rPr>
+              <w:rFonts w:ascii="Cambria Math" w:eastAsia="Times New Roman" w:hAnsi="Cambria Math" w:cs="Times New Roman"/>
+              <w:color w:val="000000"/>
+              <w:sz w:val="28"/>
+              <w:szCs w:val="28"/>
+              <w:lang w:eastAsia="ru-RU"/>
+            </w:rPr>
+            <m:t>-</m:t>
+          </m:r>
+          <m:acc>
+            <m:accPr>
+              <m:ctrlPr>
+                <w:rPr>
+                  <w:rFonts w:ascii="Cambria Math" w:eastAsia="Times New Roman" w:hAnsi="Cambria Math" w:cs="Times New Roman"/>
+                  <w:bCs/>
+                  <w:color w:val="000000"/>
+                  <w:sz w:val="28"/>
+                  <w:szCs w:val="28"/>
+                  <w:lang w:eastAsia="ru-RU"/>
+                </w:rPr>
+              </m:ctrlPr>
+            </m:accPr>
+            <m:e>
+              <m:r>
+                <w:rPr>
+                  <w:rFonts w:ascii="Cambria Math" w:eastAsia="Times New Roman" w:hAnsi="Cambria Math" w:cs="Times New Roman"/>
+                  <w:color w:val="000000"/>
+                  <w:sz w:val="28"/>
+                  <w:szCs w:val="28"/>
+                  <w:lang w:eastAsia="ru-RU"/>
+                </w:rPr>
+                <m:t>b</m:t>
+              </m:r>
+            </m:e>
+          </m:acc>
+          <m:r>
+            <w:rPr>
+              <w:rFonts w:ascii="Cambria Math" w:eastAsia="Times New Roman" w:hAnsi="Cambria Math" w:cs="Times New Roman"/>
+              <w:color w:val="000000"/>
+              <w:sz w:val="28"/>
+              <w:szCs w:val="28"/>
+              <w:lang w:eastAsia="ru-RU"/>
+            </w:rPr>
+            <m:t xml:space="preserve"> med</m:t>
+          </m:r>
+          <m:d>
+            <m:dPr>
+              <m:ctrlPr>
+                <w:rPr>
+                  <w:rFonts w:ascii="Cambria Math" w:eastAsia="Times New Roman" w:hAnsi="Cambria Math" w:cs="Times New Roman"/>
+                  <w:bCs/>
+                  <w:i/>
+                  <w:color w:val="000000"/>
+                  <w:sz w:val="28"/>
+                  <w:szCs w:val="28"/>
+                  <w:lang w:eastAsia="ru-RU"/>
+                </w:rPr>
+              </m:ctrlPr>
+            </m:dPr>
+            <m:e>
+              <m:r>
+                <w:rPr>
+                  <w:rFonts w:ascii="Cambria Math" w:eastAsia="Times New Roman" w:hAnsi="Cambria Math" w:cs="Times New Roman"/>
+                  <w:color w:val="000000"/>
+                  <w:sz w:val="28"/>
+                  <w:szCs w:val="28"/>
+                  <w:lang w:eastAsia="ru-RU"/>
+                </w:rPr>
+                <m:t>x</m:t>
+              </m:r>
+            </m:e>
+          </m:d>
+          <m:r>
+            <w:rPr>
+              <w:rFonts w:ascii="Cambria Math" w:eastAsia="Times New Roman" w:hAnsi="Cambria Math" w:cs="Times New Roman"/>
+              <w:color w:val="000000"/>
+              <w:sz w:val="28"/>
+              <w:szCs w:val="28"/>
+              <w:lang w:eastAsia="ru-RU"/>
+            </w:rPr>
+            <m:t>,</m:t>
+          </m:r>
+        </m:oMath>
+      </m:oMathPara>
+    </w:p>
+    <w:p>
+      <w:pPr>
+        <w:rPr>
+          <w:rFonts w:ascii="Times New Roman" w:eastAsia="Times New Roman" w:hAnsi="Times New Roman" w:cs="Times New Roman"/>
+          <w:bCs/>
+          <w:color w:val="000000"/>
+          <w:sz w:val="28"/>
+          <w:szCs w:val="28"/>
+          <w:lang w:eastAsia="ru-RU"/>
+        </w:rPr>
+      </w:pPr>
+      <w:r>
+        <w:rPr>
+          <w:rFonts w:ascii="Times New Roman" w:eastAsia="Times New Roman" w:hAnsi="Times New Roman" w:cs="Times New Roman"/>
+          <w:bCs/>
+          <w:color w:val="000000"/>
+          <w:sz w:val="28"/>
+          <w:szCs w:val="28"/>
+          <w:lang w:eastAsia="ru-RU"/>
+        </w:rPr>
+        <w:lastRenderedPageBreak/>
+        <w:t xml:space="preserve">где </w:t>
+      </w:r>
+      <m:oMath>
+        <m:r>
+          <w:rPr>
+            <w:rFonts w:ascii="Cambria Math" w:eastAsia="Times New Roman" w:hAnsi="Cambria Math" w:cs="Times New Roman"/>
+            <w:color w:val="000000"/>
+            <w:sz w:val="28"/>
+            <w:szCs w:val="28"/>
+            <w:lang w:eastAsia="ru-RU"/>
+          </w:rPr>
+          <m:t>med</m:t>
+        </m:r>
+        <m:d>
+          <m:dPr>
+            <m:ctrlPr>
+              <w:rPr>
+                <w:rFonts w:ascii="Cambria Math" w:eastAsia="Times New Roman" w:hAnsi="Cambria Math" w:cs="Times New Roman"/>
+                <w:bCs/>
+                <w:i/>
+                <w:color w:val="000000"/>
+                <w:sz w:val="28"/>
+                <w:szCs w:val="28"/>
+                <w:lang w:eastAsia="ru-RU"/>
+              </w:rPr>
+            </m:ctrlPr>
+          </m:dPr>
+          <m:e>
+            <m:r>
+              <w:rPr>
+                <w:rFonts w:ascii="Cambria Math" w:eastAsia="Times New Roman" w:hAnsi="Cambria Math" w:cs="Times New Roman"/>
+                <w:color w:val="000000"/>
+                <w:sz w:val="28"/>
+                <w:szCs w:val="28"/>
+                <w:lang w:eastAsia="ru-RU"/>
+              </w:rPr>
+              <m:t>y</m:t>
+            </m:r>
+          </m:e>
+        </m:d>
+      </m:oMath>
+      <w:r>
+        <w:rPr>
+          <w:rFonts w:ascii="Times New Roman" w:eastAsia="Times New Roman" w:hAnsi="Times New Roman" w:cs="Times New Roman"/>
+          <w:bCs/>
+          <w:color w:val="000000"/>
+          <w:sz w:val="28"/>
+          <w:szCs w:val="28"/>
+          <w:lang w:eastAsia="ru-RU"/>
+        </w:rPr>
+        <w:t xml:space="preserve">, </w:t>
+      </w:r>
+      <m:oMath>
+        <m:r>
+          <w:rPr>
+            <w:rFonts w:ascii="Cambria Math" w:eastAsia="Times New Roman" w:hAnsi="Cambria Math" w:cs="Times New Roman"/>
+            <w:color w:val="000000"/>
+            <w:sz w:val="28"/>
+            <w:szCs w:val="28"/>
+            <w:lang w:eastAsia="ru-RU"/>
+          </w:rPr>
+          <m:t>med</m:t>
+        </m:r>
+        <m:d>
+          <m:dPr>
+            <m:ctrlPr>
+              <w:rPr>
+                <w:rFonts w:ascii="Cambria Math" w:eastAsia="Times New Roman" w:hAnsi="Cambria Math" w:cs="Times New Roman"/>
+                <w:bCs/>
+                <w:i/>
+                <w:color w:val="000000"/>
+                <w:sz w:val="28"/>
+                <w:szCs w:val="28"/>
+                <w:lang w:eastAsia="ru-RU"/>
+              </w:rPr>
+            </m:ctrlPr>
+          </m:dPr>
+          <m:e>
+            <m:r>
+              <w:rPr>
+                <w:rFonts w:ascii="Cambria Math" w:eastAsia="Times New Roman" w:hAnsi="Cambria Math" w:cs="Times New Roman"/>
+                <w:color w:val="000000"/>
+                <w:sz w:val="28"/>
+                <w:szCs w:val="28"/>
+                <w:lang w:val="en-US" w:eastAsia="ru-RU"/>
+              </w:rPr>
+              <m:t>x</m:t>
+            </m:r>
+          </m:e>
+        </m:d>
+      </m:oMath>
+      <w:r>
+        <w:rPr>
+          <w:rFonts w:ascii="Times New Roman" w:eastAsia="Times New Roman" w:hAnsi="Times New Roman" w:cs="Times New Roman"/>
+          <w:bCs/>
+          <w:color w:val="000000"/>
+          <w:sz w:val="28"/>
+          <w:szCs w:val="28"/>
+          <w:lang w:eastAsia="ru-RU"/>
+        </w:rPr>
+        <w:t xml:space="preserve"> - выборочные медианы, </w:t>
+      </w:r>
+      <m:oMath>
+        <m:sSubSup>
+          <m:sSubSupPr>
+            <m:ctrlPr>
+              <w:rPr>
+                <w:rFonts w:ascii="Cambria Math" w:eastAsia="Times New Roman" w:hAnsi="Cambria Math" w:cs="Times New Roman"/>
+                <w:bCs/>
+                <w:i/>
+                <w:color w:val="000000"/>
+                <w:sz w:val="28"/>
+                <w:szCs w:val="28"/>
+                <w:lang w:eastAsia="ru-RU"/>
+              </w:rPr>
+            </m:ctrlPr>
+          </m:sSubSupPr>
+          <m:e>
+            <m:r>
+              <w:rPr>
+                <w:rFonts w:ascii="Cambria Math" w:eastAsia="Times New Roman" w:hAnsi="Cambria Math" w:cs="Times New Roman"/>
+                <w:color w:val="000000"/>
+                <w:sz w:val="28"/>
+                <w:szCs w:val="28"/>
+                <w:lang w:eastAsia="ru-RU"/>
+              </w:rPr>
+              <m:t>q</m:t>
+            </m:r>
+          </m:e>
+          <m:sub>
+            <m:r>
+              <w:rPr>
+                <w:rFonts w:ascii="Cambria Math" w:eastAsia="Times New Roman" w:hAnsi="Cambria Math" w:cs="Times New Roman"/>
+                <w:color w:val="000000"/>
+                <w:sz w:val="28"/>
+                <w:szCs w:val="28"/>
+                <w:lang w:eastAsia="ru-RU"/>
+              </w:rPr>
+              <m:t>x</m:t>
+            </m:r>
+          </m:sub>
+          <m:sup>
+            <m:r>
+              <w:rPr>
+                <w:rFonts w:ascii="Cambria Math" w:eastAsia="Times New Roman" w:hAnsi="Cambria Math" w:cs="Times New Roman"/>
+                <w:color w:val="000000"/>
+                <w:sz w:val="28"/>
+                <w:szCs w:val="28"/>
+                <w:lang w:eastAsia="ru-RU"/>
+              </w:rPr>
+              <m:t>*</m:t>
+            </m:r>
+          </m:sup>
+        </m:sSubSup>
+        <m:r>
+          <w:rPr>
+            <w:rFonts w:ascii="Cambria Math" w:eastAsia="Times New Roman" w:hAnsi="Cambria Math" w:cs="Times New Roman"/>
+            <w:color w:val="000000"/>
+            <w:sz w:val="28"/>
+            <w:szCs w:val="28"/>
+            <w:lang w:eastAsia="ru-RU"/>
+          </w:rPr>
+          <m:t>,</m:t>
+        </m:r>
+        <m:sSubSup>
+          <m:sSubSupPr>
+            <m:ctrlPr>
+              <w:rPr>
+                <w:rFonts w:ascii="Cambria Math" w:eastAsia="Times New Roman" w:hAnsi="Cambria Math" w:cs="Times New Roman"/>
+                <w:bCs/>
+                <w:i/>
+                <w:color w:val="000000"/>
+                <w:sz w:val="28"/>
+                <w:szCs w:val="28"/>
+                <w:lang w:eastAsia="ru-RU"/>
+              </w:rPr>
+            </m:ctrlPr>
+          </m:sSubSupPr>
+          <m:e>
+            <m:r>
+              <w:rPr>
+                <w:rFonts w:ascii="Cambria Math" w:eastAsia="Times New Roman" w:hAnsi="Cambria Math" w:cs="Times New Roman"/>
+                <w:color w:val="000000"/>
+                <w:sz w:val="28"/>
+                <w:szCs w:val="28"/>
+                <w:lang w:eastAsia="ru-RU"/>
+              </w:rPr>
+              <m:t xml:space="preserve"> </m:t>
+            </m:r>
+            <m:r>
+              <w:rPr>
+                <w:rFonts w:ascii="Cambria Math" w:eastAsia="Times New Roman" w:hAnsi="Cambria Math" w:cs="Times New Roman"/>
+                <w:color w:val="000000"/>
+                <w:sz w:val="28"/>
+                <w:szCs w:val="28"/>
+                <w:lang w:eastAsia="ru-RU"/>
+              </w:rPr>
+              <m:t>q</m:t>
+            </m:r>
+          </m:e>
+          <m:sub>
+            <m:r>
+              <w:rPr>
+                <w:rFonts w:ascii="Cambria Math" w:eastAsia="Times New Roman" w:hAnsi="Cambria Math" w:cs="Times New Roman"/>
+                <w:color w:val="000000"/>
+                <w:sz w:val="28"/>
+                <w:szCs w:val="28"/>
+                <w:lang w:val="en-US" w:eastAsia="ru-RU"/>
+              </w:rPr>
+              <m:t>y</m:t>
+            </m:r>
+          </m:sub>
+          <m:sup>
+            <m:r>
+              <w:rPr>
+                <w:rFonts w:ascii="Cambria Math" w:eastAsia="Times New Roman" w:hAnsi="Cambria Math" w:cs="Times New Roman"/>
+                <w:color w:val="000000"/>
+                <w:sz w:val="28"/>
+                <w:szCs w:val="28"/>
+                <w:lang w:eastAsia="ru-RU"/>
+              </w:rPr>
+              <m:t>*</m:t>
+            </m:r>
+          </m:sup>
+        </m:sSubSup>
+      </m:oMath>
+      <w:r>
+        <w:rPr>
+          <w:rFonts w:ascii="Times New Roman" w:eastAsia="Times New Roman" w:hAnsi="Times New Roman" w:cs="Times New Roman"/>
+          <w:bCs/>
+          <w:color w:val="000000"/>
+          <w:sz w:val="28"/>
+          <w:szCs w:val="28"/>
+          <w:lang w:eastAsia="ru-RU"/>
+        </w:rPr>
+        <w:t xml:space="preserve"> - </w:t>
+      </w:r>
+      <w:r>
+        <w:rPr>
+          <w:rFonts w:ascii="Times New Roman" w:eastAsia="Times New Roman" w:hAnsi="Times New Roman" w:cs="Times New Roman"/>
+          <w:bCs/>
+          <w:color w:val="000000"/>
+          <w:sz w:val="28"/>
+          <w:szCs w:val="28"/>
+          <w:lang w:eastAsia="ru-RU"/>
+        </w:rPr>
+        <w:t xml:space="preserve">нормированные </w:t>
+      </w:r>
+      <w:proofErr w:type="spellStart"/>
+      <w:r>
+        <w:rPr>
+          <w:rFonts w:ascii="Times New Roman" w:eastAsia="Times New Roman" w:hAnsi="Times New Roman" w:cs="Times New Roman"/>
+          <w:bCs/>
+          <w:color w:val="000000"/>
+          <w:sz w:val="28"/>
+          <w:szCs w:val="28"/>
+          <w:lang w:eastAsia="ru-RU"/>
+        </w:rPr>
+        <w:t>интерквартильные</w:t>
+      </w:r>
+      <w:proofErr w:type="spellEnd"/>
+      <w:r>
+        <w:rPr>
+          <w:rFonts w:ascii="Times New Roman" w:eastAsia="Times New Roman" w:hAnsi="Times New Roman" w:cs="Times New Roman"/>
+          <w:bCs/>
+          <w:color w:val="000000"/>
+          <w:sz w:val="28"/>
+          <w:szCs w:val="28"/>
+          <w:lang w:eastAsia="ru-RU"/>
+        </w:rPr>
+        <w:t xml:space="preserve"> широты,  </w:t>
+      </w:r>
+      <m:oMath>
+        <m:sSub>
+          <m:sSubPr>
+            <m:ctrlPr>
+              <w:rPr>
+                <w:rFonts w:ascii="Cambria Math" w:eastAsia="Times New Roman" w:hAnsi="Cambria Math" w:cs="Times New Roman"/>
+                <w:bCs/>
+                <w:i/>
+                <w:color w:val="000000"/>
+                <w:sz w:val="28"/>
+                <w:szCs w:val="28"/>
+                <w:lang w:eastAsia="ru-RU"/>
+              </w:rPr>
+            </m:ctrlPr>
+          </m:sSubPr>
+          <m:e>
+            <m:r>
+              <w:rPr>
+                <w:rFonts w:ascii="Cambria Math" w:eastAsia="Times New Roman" w:hAnsi="Cambria Math" w:cs="Times New Roman"/>
+                <w:color w:val="000000"/>
+                <w:sz w:val="28"/>
+                <w:szCs w:val="28"/>
+                <w:lang w:val="en-US" w:eastAsia="ru-RU"/>
+              </w:rPr>
+              <m:t>r</m:t>
+            </m:r>
+          </m:e>
+          <m:sub>
+            <m:r>
+              <w:rPr>
+                <w:rFonts w:ascii="Cambria Math" w:eastAsia="Times New Roman" w:hAnsi="Cambria Math" w:cs="Times New Roman"/>
+                <w:color w:val="000000"/>
+                <w:sz w:val="28"/>
+                <w:szCs w:val="28"/>
+                <w:lang w:val="en-US" w:eastAsia="ru-RU"/>
+              </w:rPr>
+              <m:t>Q</m:t>
+            </m:r>
+          </m:sub>
+        </m:sSub>
+      </m:oMath>
+      <w:r>
+        <w:rPr>
+          <w:rFonts w:ascii="Times New Roman" w:eastAsia="Times New Roman" w:hAnsi="Times New Roman" w:cs="Times New Roman"/>
+          <w:bCs/>
+          <w:color w:val="000000"/>
+          <w:sz w:val="28"/>
+          <w:szCs w:val="28"/>
+          <w:lang w:eastAsia="ru-RU"/>
+        </w:rPr>
+        <w:t xml:space="preserve"> - квадрантный коэффициент корреляции.</w:t>
+      </w:r>
+    </w:p>
+    <w:p>
+      <w:pPr>
+        <w:rPr>
+          <w:rFonts w:ascii="Times New Roman" w:eastAsia="Times New Roman" w:hAnsi="Times New Roman" w:cs="Times New Roman"/>
+          <w:bCs/>
+          <w:color w:val="000000"/>
+          <w:sz w:val="28"/>
+          <w:szCs w:val="28"/>
+          <w:lang w:eastAsia="ru-RU"/>
+        </w:rPr>
+      </w:pPr>
+      <w:r>
+        <w:rPr>
+          <w:rFonts w:ascii="Times New Roman" w:eastAsia="Times New Roman" w:hAnsi="Times New Roman" w:cs="Times New Roman"/>
+          <w:bCs/>
+          <w:color w:val="000000"/>
+          <w:sz w:val="28"/>
+          <w:szCs w:val="28"/>
+          <w:lang w:eastAsia="ru-RU"/>
+        </w:rPr>
         <w:t>МНМ устойчив к выбросам, так как использует модуль</w:t>
       </w:r>
       <w:r>
@@ -6763,6 +7420,54 @@
         </w:rPr>
         <w:t>.</w:t>
       </w:r>
+      <w:r>
+        <w:rPr>
+          <w:rFonts w:ascii="Times New Roman" w:eastAsia="Times New Roman" w:hAnsi="Times New Roman" w:cs="Times New Roman"/>
+          <w:bCs/>
+          <w:color w:val="000000"/>
+          <w:sz w:val="28"/>
+          <w:szCs w:val="28"/>
+          <w:lang w:eastAsia="ru-RU"/>
+        </w:rPr>
+        <w:t xml:space="preserve"> </w:t>
+      </w:r>
+      <w:r>
+        <w:rPr>
+          <w:rFonts w:ascii="Times New Roman" w:eastAsia="Times New Roman" w:hAnsi="Times New Roman" w:cs="Times New Roman"/>
+          <w:bCs/>
+          <w:color w:val="000000"/>
+          <w:sz w:val="28"/>
+          <w:szCs w:val="28"/>
+          <w:lang w:eastAsia="ru-RU"/>
+        </w:rPr>
+        <w:t xml:space="preserve">Робастная замена дополнительно повышает устойчивость за счёт использования медиан, </w:t>
+      </w:r>
+      <w:proofErr w:type="spellStart"/>
+      <w:r>
+        <w:rPr>
+          <w:rFonts w:ascii="Times New Roman" w:eastAsia="Times New Roman" w:hAnsi="Times New Roman" w:cs="Times New Roman"/>
+          <w:bCs/>
+          <w:color w:val="000000"/>
+          <w:sz w:val="28"/>
+          <w:szCs w:val="28"/>
+          <w:lang w:eastAsia="ru-RU"/>
+        </w:rPr>
+        <w:t>интерквартильных</w:t>
+      </w:r>
+      <w:proofErr w:type="spellEnd"/>
+      <w:r>
+        <w:rPr>
+          <w:rFonts w:ascii="Times New Roman" w:eastAsia="Times New Roman" w:hAnsi="Times New Roman" w:cs="Times New Roman"/>
+          <w:bCs/>
+          <w:color w:val="000000"/>
+          <w:sz w:val="28"/>
+          <w:szCs w:val="28"/>
+          <w:lang w:eastAsia="ru-RU"/>
+        </w:rPr>
+        <w:t xml:space="preserve"> широт и знакового коэффициента корреляции.</w:t>
+      </w:r>
+      <w:bookmarkStart w:id="2" w:name="_GoBack"/>
+      <w:bookmarkEnd w:id="2"/>
     </w:p>
     <w:p>
       <w:pPr>
@@ -6808,25 +7513,7 @@
             <w:sz w:val="28"/>
             <w:szCs w:val="28"/>
           </w:rPr>
-          <m:t>∆=</m:t>
-        </m:r>
-        <m:r>
-          <w:rPr>
-            <w:rFonts w:ascii="Cambria Math" w:hAnsi="Cambria Math"/>
-            <w:color w:val="000000"/>
-            <w:sz w:val="28"/>
-            <w:szCs w:val="28"/>
-          </w:rPr>
-          <m:t>|</m:t>
-        </m:r>
-        <m:r>
-          <w:rPr>
-            <w:rFonts w:ascii="Cambria Math" w:hAnsi="Cambria Math"/>
-            <w:color w:val="000000"/>
-            <w:sz w:val="28"/>
-            <w:szCs w:val="28"/>
-          </w:rPr>
-          <m:t>z-</m:t>
+          <m:t>∆=|z-</m:t>
         </m:r>
         <m:acc>
           <m:accPr>
@@ -6882,7 +7569,6 @@
           <w:color w:val="000000"/>
           <w:sz w:val="28"/>
           <w:szCs w:val="28"/>
-          <w:lang w:val="en-US"/>
         </w:rPr>
       </w:pPr>
       <w:proofErr w:type="spellStart"/>
@@ -6893,7 +7579,6 @@
           <w:sz w:val="28"/>
           <w:szCs w:val="28"/>
         </w:rPr>
-        <w:lastRenderedPageBreak/>
         <w:t>Относительнная</w:t>
       </w:r>
       <w:proofErr w:type="spellEnd"/>
@@ -6938,16 +7623,7 @@
                 <w:sz w:val="28"/>
                 <w:szCs w:val="28"/>
               </w:rPr>
-              <m:t>|</m:t>
-            </m:r>
-            <m:r>
-              <w:rPr>
-                <w:rFonts w:ascii="Cambria Math" w:hAnsi="Cambria Math"/>
-                <w:color w:val="000000"/>
-                <w:sz w:val="28"/>
-                <w:szCs w:val="28"/>
-              </w:rPr>
-              <m:t>z-</m:t>
+              <m:t>|z-</m:t>
             </m:r>
             <m:acc>
               <m:accPr>
@@ -7091,7 +7767,7 @@
           <w:szCs w:val="40"/>
         </w:rPr>
       </w:pPr>
-      <w:bookmarkStart w:id="2" w:name="_Toc223099303"/>
+      <w:bookmarkStart w:id="3" w:name="_Toc223099303"/>
       <w:r>
         <w:rPr>
           <w:sz w:val="40"/>
@@ -7099,7 +7775,7 @@
         </w:rPr>
         <w:t>Реализация</w:t>
       </w:r>
-      <w:bookmarkEnd w:id="2"/>
+      <w:bookmarkEnd w:id="3"/>
     </w:p>
     <w:p>
       <w:pPr>
@@ -8692,15 +9368,16 @@
           <w:szCs w:val="40"/>
         </w:rPr>
       </w:pPr>
-      <w:bookmarkStart w:id="3" w:name="_Toc223099304"/>
+      <w:bookmarkStart w:id="4" w:name="_Toc223099304"/>
       <w:r>
         <w:rPr>
           <w:sz w:val="40"/>
           <w:szCs w:val="40"/>
         </w:rPr>
+        <w:lastRenderedPageBreak/>
         <w:t>Результаты</w:t>
       </w:r>
-      <w:bookmarkEnd w:id="3"/>
+      <w:bookmarkEnd w:id="4"/>
     </w:p>
     <w:p>
       <w:pPr>
@@ -8727,6 +9404,9 @@
         <w:t>1</w:t>
       </w:r>
       <w:r>
+        <w:rPr>
+          <w:noProof/>
+        </w:rPr>
         <w:fldChar w:fldCharType="end"/>
       </w:r>
       <w:r>
@@ -9167,7 +9847,10 @@
         <w:jc w:val="center"/>
       </w:pPr>
       <w:r>
-        <w:lastRenderedPageBreak/>
+        <w:rPr>
+          <w:noProof/>
+          <w:lang w:eastAsia="ru-RU"/>
+        </w:rPr>
         <w:drawing>
           <wp:inline distT="0" distB="0" distL="0" distR="0" wp14:anchorId="4AAF68AF" wp14:editId="464FD532">
             <wp:extent cx="5160818" cy="3691736"/>
@@ -9229,6 +9912,9 @@
         <w:t>1</w:t>
       </w:r>
       <w:r>
+        <w:rPr>
+          <w:noProof/>
+        </w:rPr>
         <w:fldChar w:fldCharType="end"/>
       </w:r>
       <w:r>
@@ -9284,6 +9970,9 @@
         <w:t>2</w:t>
       </w:r>
       <w:r>
+        <w:rPr>
+          <w:noProof/>
+        </w:rPr>
         <w:fldChar w:fldCharType="end"/>
       </w:r>
       <w:r>
@@ -9724,6 +10413,10 @@
         <w:jc w:val="center"/>
       </w:pPr>
       <w:r>
+        <w:rPr>
+          <w:noProof/>
+          <w:lang w:eastAsia="ru-RU"/>
+        </w:rPr>
         <w:lastRenderedPageBreak/>
         <w:drawing>
           <wp:inline distT="0" distB="0" distL="0" distR="0" wp14:anchorId="73932662" wp14:editId="6F34606E">
@@ -9786,6 +10479,9 @@
         <w:t>2</w:t>
       </w:r>
       <w:r>
+        <w:rPr>
+          <w:noProof/>
+        </w:rPr>
         <w:fldChar w:fldCharType="end"/>
       </w:r>
       <w:r>
@@ -9844,7 +10540,7 @@
           <w:szCs w:val="40"/>
         </w:rPr>
       </w:pPr>
-      <w:bookmarkStart w:id="4" w:name="_Toc223099305"/>
+      <w:bookmarkStart w:id="5" w:name="_Toc223099305"/>
       <w:r>
         <w:rPr>
           <w:sz w:val="40"/>
@@ -9852,7 +10548,7 @@
         </w:rPr>
         <w:t>Обсуждение</w:t>
       </w:r>
-      <w:bookmarkEnd w:id="4"/>
+      <w:bookmarkEnd w:id="5"/>
     </w:p>
     <w:p>
       <w:pPr>
@@ -10072,16 +10768,7 @@
             <w:sz w:val="28"/>
             <w:szCs w:val="28"/>
           </w:rPr>
-          <m:t xml:space="preserve">+10 </m:t>
-        </m:r>
-        <m:r>
-          <w:rPr>
-            <w:rFonts w:ascii="Cambria Math" w:eastAsiaTheme="minorEastAsia" w:hAnsi="Cambria Math" w:cs="Times New Roman"/>
-            <w:color w:val="000000"/>
-            <w:sz w:val="28"/>
-            <w:szCs w:val="28"/>
-          </w:rPr>
-          <m:t xml:space="preserve">и </m:t>
+          <m:t xml:space="preserve">+10 и </m:t>
         </m:r>
         <m:sSub>
           <m:sSubPr>
@@ -10243,7 +10930,7 @@
           <w:szCs w:val="40"/>
         </w:rPr>
       </w:pPr>
-      <w:bookmarkStart w:id="5" w:name="_Toc223099306"/>
+      <w:bookmarkStart w:id="6" w:name="_Toc223099306"/>
       <w:r>
         <w:rPr>
           <w:sz w:val="40"/>
@@ -10251,7 +10938,7 @@
         </w:rPr>
         <w:t>Выводы</w:t>
       </w:r>
-      <w:bookmarkEnd w:id="5"/>
+      <w:bookmarkEnd w:id="6"/>
     </w:p>
     <w:p>
       <w:pPr>
@@ -10410,8 +11097,6 @@
         </w:rPr>
         <w:t>П</w:t>
       </w:r>
-      <w:bookmarkStart w:id="6" w:name="_GoBack"/>
-      <w:bookmarkEnd w:id="6"/>
       <w:r>
         <w:rPr>
           <w:rFonts w:ascii="Times New Roman" w:eastAsiaTheme="minorEastAsia" w:hAnsi="Times New Roman" w:cs="Times New Roman"/>
@@ -14659,13 +15344,9 @@
     <w:compatSetting w:name="differentiateMultirowTableHeaders" w:uri="http://schemas.microsoft.com/office/word" w:val="1"/>
   </w:compat>
   <w:rsids>
-    <w:rsidRoot w:val="00955CEB"/>
-    <w:rsid w:val="00276028"/>
-    <w:rsid w:val="002970A1"/>
-    <w:rsid w:val="002E6E70"/>
-    <w:rsid w:val="00955CEB"/>
-    <w:rsid w:val="00A619F8"/>
-    <w:rsid w:val="00D947FF"/>
+    <w:rsidRoot w:val="00663B65"/>
+    <w:rsid w:val="00663B65"/>
+    <w:rsid w:val="009544D7"/>
   </w:rsids>
   <m:mathPr>
     <m:mathFont m:val="Cambria Math"/>
@@ -15114,7 +15795,7 @@
     <w:basedOn w:val="a0"/>
     <w:uiPriority w:val="99"/>
     <w:semiHidden/>
-    <w:rsid w:val="002E6E70"/>
+    <w:rsid w:val="00663B65"/>
     <w:rPr>
       <w:color w:val="808080"/>
     </w:rPr>
